--- a/Submission package/declarations.docx
+++ b/Submission package/declarations.docx
@@ -115,7 +115,7 @@
         <w:pStyle w:val="FirstParagraph"/>
       </w:pPr>
       <w:r>
-        <w:t xml:space="preserve">All datasets analyzed are public and openly accessible: NODE OEP000321 (Gao 2019 HCC proteogenomics) and NODE OEP001105 (Dong 2022 iCCA proteogenomics), with processed matrices in the respective journal supplementary tables; TCGA-LIHC, TCGA-CHOL, TCGA-KIRC, and TCGA-KIRP via the UCSC Xena GDC hub; GEO GSE241466 and GSE231854; the clear-cell renal cell carcinoma proteome (iProX IPX0001962000) and the papillary renal cell carcinoma proteome (PRIDE PXD013523); DepMap Public 24Q4 via figshare; and the OmniPath kinase-substrate network. The complete analysis code (Python 3.13), intermediate matrices, per-gene result tables, and figure-generation scripts are released and reproduce every number reported in the manuscript; a single top-level script regenerates the stat files, tables, and figures.</w:t>
+        <w:t xml:space="preserve">All datasets analyzed are public and openly accessible: NODE OEP000321 (Gao 2019 HCC proteogenomics) and NODE OEP001105 (Dong 2022 iCCA proteogenomics), with processed matrices in the respective journal supplementary tables; TCGA-LIHC, TCGA-CHOL, TCGA-KIRC, and TCGA-KIRP via the UCSC Xena GDC hub; GEO GSE241466 and GSE231854; the clear-cell renal cell carcinoma proteome (iProX IPX0001962000) and the papillary renal cell carcinoma proteome (PRIDE PXD013523); DepMap Public 24Q4 via figshare; and the OmniPath kinase-substrate network. The complete analysis code (Python 3.13), parsed intermediate matrices, per-gene result tables, figure-generation scripts, and manuscript build scripts are released at https://github.com/Goden26/single-cohort-proteogenomic-nonidentifiability and archived at Zenodo (DOI: 10.5281/zenodo.20888892); a single top-level script regenerates the stat files, tables, and figures.</w:t>
       </w:r>
     </w:p>
     <w:bookmarkEnd w:id="14"/>
